--- a/sorular/Kim12_tema-1-Redoks-bolum-sonu-sorular.docx
+++ b/sorular/Kim12_tema-1-Redoks-bolum-sonu-sorular.docx
@@ -310,16 +310,21 @@
     <w:p>
       <w:pPr>
         <w:pStyle w:val="ListParagraph"/>
-        <w:numPr>
-          <w:ilvl w:val="0"/>
-          <w:numId w:val="51"/>
-        </w:numPr>
+        <w:ind w:left="1080" w:hanging="360"/>
         <w:jc w:val="both"/>
         <w:rPr>
           <w:rFonts w:ascii="Times New Roman" w:hAnsi="Times New Roman" w:cs="Times New Roman"/>
           <w:lang w:val="tr-TR"/>
         </w:rPr>
       </w:pPr>
+      <w:r>
+        <w:rPr>
+          <w:rFonts w:ascii="Times New Roman" w:hAnsi="Times New Roman" w:cs="Times New Roman"/>
+          <w:lang w:val="tr-TR"/>
+        </w:rPr>
+        <w:t xml:space="preserve">a.</w:t>
+        <w:tab/>
+      </w:r>
       <w:r>
         <w:rPr>
           <w:rFonts w:ascii="Times New Roman" w:hAnsi="Times New Roman" w:cs="Times New Roman"/>
@@ -365,16 +370,21 @@
     <w:p>
       <w:pPr>
         <w:pStyle w:val="ListParagraph"/>
-        <w:numPr>
-          <w:ilvl w:val="0"/>
-          <w:numId w:val="51"/>
-        </w:numPr>
+        <w:ind w:left="1080" w:hanging="360"/>
         <w:jc w:val="both"/>
         <w:rPr>
           <w:rFonts w:ascii="Times New Roman" w:hAnsi="Times New Roman" w:cs="Times New Roman"/>
           <w:lang w:val="tr-TR"/>
         </w:rPr>
       </w:pPr>
+      <w:r>
+        <w:rPr>
+          <w:rFonts w:ascii="Times New Roman" w:hAnsi="Times New Roman" w:cs="Times New Roman"/>
+          <w:lang w:val="tr-TR"/>
+        </w:rPr>
+        <w:t xml:space="preserve">b.</w:t>
+        <w:tab/>
+      </w:r>
       <w:r>
         <w:rPr>
           <w:rFonts w:ascii="Times New Roman" w:hAnsi="Times New Roman" w:cs="Times New Roman"/>
@@ -420,16 +430,21 @@
     <w:p>
       <w:pPr>
         <w:pStyle w:val="ListParagraph"/>
-        <w:numPr>
-          <w:ilvl w:val="0"/>
-          <w:numId w:val="51"/>
-        </w:numPr>
+        <w:ind w:left="1080" w:hanging="360"/>
         <w:jc w:val="both"/>
         <w:rPr>
           <w:rFonts w:ascii="Times New Roman" w:hAnsi="Times New Roman" w:cs="Times New Roman"/>
           <w:lang w:val="tr-TR"/>
         </w:rPr>
       </w:pPr>
+      <w:r>
+        <w:rPr>
+          <w:rFonts w:ascii="Times New Roman" w:hAnsi="Times New Roman" w:cs="Times New Roman"/>
+          <w:lang w:val="tr-TR"/>
+        </w:rPr>
+        <w:t xml:space="preserve">c.</w:t>
+        <w:tab/>
+      </w:r>
       <w:r>
         <w:rPr>
           <w:rFonts w:ascii="Times New Roman" w:hAnsi="Times New Roman" w:cs="Times New Roman"/>
@@ -487,7 +502,7 @@
           <w:color w:val="FF0000"/>
           <w:lang w:val="tr-TR"/>
         </w:rPr>
-        <w:t xml:space="preserve">Cevap: a) Şerit yüzeyinde gri kristallerin (katı) birikmesi, çinko şeridin incelmesi (aşınması) ve kütlesinin değişmesi.  b) Yükseltgenme: Zn(k) → Zn</w:t>
+        <w:t xml:space="preserve">Cevap: a. Şerit yüzeyinde gri kristallerin (katı) birikmesi, çinko şeridin incelmesi (aşınması) ve kütlesinin değişmesi.  b. Yükseltgenme: Zn(k) → Zn</w:t>
       </w:r>
       <w:r>
         <w:rPr>
@@ -589,7 +604,7 @@
           <w:color w:val="FF0000"/>
           <w:lang w:val="tr-TR"/>
         </w:rPr>
-        <w:t xml:space="preserve">(suda) + Sn(k)  c) İndirgen: Zn; yükseltgen: Sn</w:t>
+        <w:t xml:space="preserve">(suda) + Sn(k)  c. İndirgen: Zn; yükseltgen: Sn</w:t>
       </w:r>
       <w:r>
         <w:rPr>
@@ -912,10 +927,7 @@
     <w:p>
       <w:pPr>
         <w:pStyle w:val="ListParagraph"/>
-        <w:numPr>
-          <w:ilvl w:val="0"/>
-          <w:numId w:val="52"/>
-        </w:numPr>
+        <w:ind w:left="1080" w:hanging="360"/>
         <w:jc w:val="both"/>
         <w:rPr>
           <w:rFonts w:ascii="Times New Roman" w:hAnsi="Times New Roman" w:cs="Times New Roman"/>
@@ -927,16 +939,21 @@
           <w:rFonts w:ascii="Times New Roman" w:hAnsi="Times New Roman" w:cs="Times New Roman"/>
           <w:lang w:val="tr-TR"/>
         </w:rPr>
+        <w:t xml:space="preserve">a.</w:t>
+        <w:tab/>
+      </w:r>
+      <w:r>
+        <w:rPr>
+          <w:rFonts w:ascii="Times New Roman" w:hAnsi="Times New Roman" w:cs="Times New Roman"/>
+          <w:lang w:val="tr-TR"/>
+        </w:rPr>
         <w:t xml:space="preserve">Tepkimeye giren çinkonun mol sayısını hesaplayınız.</w:t>
       </w:r>
     </w:p>
     <w:p>
       <w:pPr>
         <w:pStyle w:val="ListParagraph"/>
-        <w:numPr>
-          <w:ilvl w:val="0"/>
-          <w:numId w:val="52"/>
-        </w:numPr>
+        <w:ind w:left="1080" w:hanging="360"/>
         <w:jc w:val="both"/>
         <w:rPr>
           <w:rFonts w:ascii="Times New Roman" w:hAnsi="Times New Roman" w:cs="Times New Roman"/>
@@ -948,22 +965,35 @@
           <w:rFonts w:ascii="Times New Roman" w:hAnsi="Times New Roman" w:cs="Times New Roman"/>
           <w:lang w:val="tr-TR"/>
         </w:rPr>
+        <w:t xml:space="preserve">b.</w:t>
+        <w:tab/>
+      </w:r>
+      <w:r>
+        <w:rPr>
+          <w:rFonts w:ascii="Times New Roman" w:hAnsi="Times New Roman" w:cs="Times New Roman"/>
+          <w:lang w:val="tr-TR"/>
+        </w:rPr>
         <w:t xml:space="preserve">Tepkimede aktarılan elektronların mol sayısını hesaplayınız.</w:t>
       </w:r>
     </w:p>
     <w:p>
       <w:pPr>
         <w:pStyle w:val="ListParagraph"/>
-        <w:numPr>
-          <w:ilvl w:val="0"/>
-          <w:numId w:val="52"/>
-        </w:numPr>
+        <w:ind w:left="1080" w:hanging="360"/>
         <w:jc w:val="both"/>
         <w:rPr>
           <w:rFonts w:ascii="Times New Roman" w:hAnsi="Times New Roman" w:cs="Times New Roman"/>
           <w:lang w:val="tr-TR"/>
         </w:rPr>
       </w:pPr>
+      <w:r>
+        <w:rPr>
+          <w:rFonts w:ascii="Times New Roman" w:hAnsi="Times New Roman" w:cs="Times New Roman"/>
+          <w:lang w:val="tr-TR"/>
+        </w:rPr>
+        <w:t xml:space="preserve">c.</w:t>
+        <w:tab/>
+      </w:r>
       <w:r>
         <w:rPr>
           <w:rFonts w:ascii="Times New Roman" w:hAnsi="Times New Roman" w:cs="Times New Roman"/>
@@ -1056,7 +1086,7 @@
           <w:color w:val="FF0000"/>
           <w:lang w:val="tr-TR"/>
         </w:rPr>
-        <w:t xml:space="preserve">(suda) + Cu(k). 1 mol Zn çözünüp 1 mol Cu biriktiğinde kütle 65 − 64 = 1 g azalır. a) Kütle azalması 0,05 g olduğuna göre 0,050 mol Zn  b) 0,050 · 2 = 0,10 mol elektron  c) 0,050 mol · 64 g/mol = 3,2 g Cu</w:t>
+        <w:t xml:space="preserve">(suda) + Cu(k). 1 mol Zn çözünüp 1 mol Cu biriktiğinde kütle 65 − 64 = 1 g azalır. a) Kütle azalması 0,05 g olduğuna göre 0,050 mol Zn  b. 0,050 · 2 = 0,10 mol elektron  c. 0,050 mol · 64 g/mol = 3,2 g Cu</w:t>
       </w:r>
     </w:p>
     <w:p>
@@ -2091,16 +2121,21 @@
     <w:p>
       <w:pPr>
         <w:pStyle w:val="ListParagraph"/>
-        <w:numPr>
-          <w:ilvl w:val="0"/>
-          <w:numId w:val="53"/>
-        </w:numPr>
+        <w:ind w:left="1080" w:hanging="360"/>
         <w:jc w:val="both"/>
         <w:rPr>
           <w:rFonts w:ascii="Times New Roman" w:hAnsi="Times New Roman" w:cs="Times New Roman"/>
           <w:lang w:val="tr-TR"/>
         </w:rPr>
       </w:pPr>
+      <w:r>
+        <w:rPr>
+          <w:rFonts w:ascii="Times New Roman" w:hAnsi="Times New Roman" w:cs="Times New Roman"/>
+          <w:lang w:val="tr-TR"/>
+        </w:rPr>
+        <w:t xml:space="preserve">a.</w:t>
+        <w:tab/>
+      </w:r>
       <w:r>
         <w:rPr>
           <w:rFonts w:ascii="Times New Roman" w:hAnsi="Times New Roman" w:cs="Times New Roman"/>
@@ -2146,16 +2181,21 @@
     <w:p>
       <w:pPr>
         <w:pStyle w:val="ListParagraph"/>
-        <w:numPr>
-          <w:ilvl w:val="0"/>
-          <w:numId w:val="53"/>
-        </w:numPr>
+        <w:ind w:left="1080" w:hanging="360"/>
         <w:jc w:val="both"/>
         <w:rPr>
           <w:rFonts w:ascii="Times New Roman" w:hAnsi="Times New Roman" w:cs="Times New Roman"/>
           <w:lang w:val="tr-TR"/>
         </w:rPr>
       </w:pPr>
+      <w:r>
+        <w:rPr>
+          <w:rFonts w:ascii="Times New Roman" w:hAnsi="Times New Roman" w:cs="Times New Roman"/>
+          <w:lang w:val="tr-TR"/>
+        </w:rPr>
+        <w:t xml:space="preserve">b.</w:t>
+        <w:tab/>
+      </w:r>
       <w:r>
         <w:rPr>
           <w:rFonts w:ascii="Times New Roman" w:hAnsi="Times New Roman" w:cs="Times New Roman"/>
@@ -2213,7 +2253,7 @@
           <w:color w:val="FF0000"/>
           <w:lang w:val="tr-TR"/>
         </w:rPr>
-        <w:t xml:space="preserve">Cevap: a) R &gt; T &gt; P &gt; H &gt; S. R üç metalin iyonunu, T iki metalin iyonunu, P bir metalin iyonunu indirgemiştir; S hiçbir iyonu indirgememiştir. P, R ve T asitten hidrojen açığa çıkarırken S çıkaramamıştır.  b) S metalinden yapılmış kapta hepsi saklanabilir; R metalinden yapılmış kapta hiçbiri saklanamaz.</w:t>
+        <w:t xml:space="preserve">Cevap: a. R &gt; T &gt; P &gt; H &gt; S. R üç metalin iyonunu, T iki metalin iyonunu, P bir metalin iyonunu indirgemiştir; S hiçbir iyonu indirgememiştir. P, R ve T asitten hidrojen açığa çıkarırken S çıkaramamıştır.  b. S metalinden yapılmış kapta hepsi saklanabilir; R metalinden yapılmış kapta hiçbiri saklanamaz.</w:t>
       </w:r>
     </w:p>
     <w:p>
@@ -2420,16 +2460,21 @@
     <w:p>
       <w:pPr>
         <w:pStyle w:val="ListParagraph"/>
-        <w:numPr>
-          <w:ilvl w:val="0"/>
-          <w:numId w:val="54"/>
-        </w:numPr>
+        <w:ind w:left="1080" w:hanging="360"/>
         <w:jc w:val="both"/>
         <w:rPr>
           <w:rFonts w:ascii="Times New Roman" w:hAnsi="Times New Roman" w:cs="Times New Roman"/>
           <w:lang w:val="tr-TR"/>
         </w:rPr>
       </w:pPr>
+      <w:r>
+        <w:rPr>
+          <w:rFonts w:ascii="Times New Roman" w:hAnsi="Times New Roman" w:cs="Times New Roman"/>
+          <w:lang w:val="tr-TR"/>
+        </w:rPr>
+        <w:t xml:space="preserve">a.</w:t>
+        <w:tab/>
+      </w:r>
       <w:r>
         <w:rPr>
           <w:rFonts w:ascii="Times New Roman" w:hAnsi="Times New Roman" w:cs="Times New Roman"/>
@@ -2475,16 +2520,21 @@
     <w:p>
       <w:pPr>
         <w:pStyle w:val="ListParagraph"/>
-        <w:numPr>
-          <w:ilvl w:val="0"/>
-          <w:numId w:val="54"/>
-        </w:numPr>
+        <w:ind w:left="1080" w:hanging="360"/>
         <w:jc w:val="both"/>
         <w:rPr>
           <w:rFonts w:ascii="Times New Roman" w:hAnsi="Times New Roman" w:cs="Times New Roman"/>
           <w:lang w:val="tr-TR"/>
         </w:rPr>
       </w:pPr>
+      <w:r>
+        <w:rPr>
+          <w:rFonts w:ascii="Times New Roman" w:hAnsi="Times New Roman" w:cs="Times New Roman"/>
+          <w:lang w:val="tr-TR"/>
+        </w:rPr>
+        <w:t xml:space="preserve">b.</w:t>
+        <w:tab/>
+      </w:r>
       <w:r>
         <w:rPr>
           <w:rFonts w:ascii="Times New Roman" w:hAnsi="Times New Roman" w:cs="Times New Roman"/>
@@ -2545,16 +2595,21 @@
     <w:p>
       <w:pPr>
         <w:pStyle w:val="ListParagraph"/>
-        <w:numPr>
-          <w:ilvl w:val="0"/>
-          <w:numId w:val="54"/>
-        </w:numPr>
+        <w:ind w:left="1080" w:hanging="360"/>
         <w:jc w:val="both"/>
         <w:rPr>
           <w:rFonts w:ascii="Times New Roman" w:hAnsi="Times New Roman" w:cs="Times New Roman"/>
           <w:lang w:val="tr-TR"/>
         </w:rPr>
       </w:pPr>
+      <w:r>
+        <w:rPr>
+          <w:rFonts w:ascii="Times New Roman" w:hAnsi="Times New Roman" w:cs="Times New Roman"/>
+          <w:lang w:val="tr-TR"/>
+        </w:rPr>
+        <w:t xml:space="preserve">c.</w:t>
+        <w:tab/>
+      </w:r>
       <w:r>
         <w:rPr>
           <w:rFonts w:ascii="Times New Roman" w:hAnsi="Times New Roman" w:cs="Times New Roman"/>
@@ -2612,7 +2667,7 @@
           <w:color w:val="FF0000"/>
           <w:lang w:val="tr-TR"/>
         </w:rPr>
-        <w:t xml:space="preserve">Cevap: a) Zn &gt; Cr &gt; Fe &gt; H  b) 2Cr(k) + 3Fe</w:t>
+        <w:t xml:space="preserve">Cevap: a. Zn &gt; Cr &gt; Fe &gt; H  b. 2Cr(k) + 3Fe</w:t>
       </w:r>
       <w:r>
         <w:rPr>
@@ -2646,7 +2701,7 @@
           <w:color w:val="FF0000"/>
           <w:lang w:val="tr-TR"/>
         </w:rPr>
-        <w:t xml:space="preserve">(suda) + 3Fe(k) (6 elektron aktarılır; iki tarafın toplam yükü +6)  c) Sonuç geçerli değildir. Kromun yüzeyi ince ve geçirimsiz bir oksit tabakasıyla kaplıdır; bu tabaka metali asitten yalıttığı için başlangıçta tepkime gözlenmez. Aktiflik değerlendirilirken metal yüzeyleri temizlenmeli, gözlemler dikkatle yorumlanmalı ve deney tekrarlanmalıdır.</w:t>
+        <w:t xml:space="preserve">(suda) + 3Fe(k) (6 elektron aktarılır; iki tarafın toplam yükü +6)  c. Sonuç geçerli değildir. Kromun yüzeyi ince ve geçirimsiz bir oksit tabakasıyla kaplıdır; bu tabaka metali asitten yalıttığı için başlangıçta tepkime gözlenmez. Aktiflik değerlendirilirken metal yüzeyleri temizlenmeli, gözlemler dikkatle yorumlanmalı ve deney tekrarlanmalıdır.</w:t>
       </w:r>
     </w:p>
     <w:p>
@@ -2872,10 +2927,7 @@
     <w:p>
       <w:pPr>
         <w:pStyle w:val="ListParagraph"/>
-        <w:numPr>
-          <w:ilvl w:val="0"/>
-          <w:numId w:val="55"/>
-        </w:numPr>
+        <w:ind w:left="1080" w:hanging="360"/>
         <w:jc w:val="both"/>
         <w:rPr>
           <w:rFonts w:ascii="Times New Roman" w:hAnsi="Times New Roman" w:cs="Times New Roman"/>
@@ -2887,16 +2939,21 @@
           <w:rFonts w:ascii="Times New Roman" w:hAnsi="Times New Roman" w:cs="Times New Roman"/>
           <w:lang w:val="tr-TR"/>
         </w:rPr>
+        <w:t xml:space="preserve">a.</w:t>
+        <w:tab/>
+      </w:r>
+      <w:r>
+        <w:rPr>
+          <w:rFonts w:ascii="Times New Roman" w:hAnsi="Times New Roman" w:cs="Times New Roman"/>
+          <w:lang w:val="tr-TR"/>
+        </w:rPr>
         <w:t xml:space="preserve">Tepkimenin net denklemini yazınız ve çubuğun kütlesinin neden arttığını açıklayınız.</w:t>
       </w:r>
     </w:p>
     <w:p>
       <w:pPr>
         <w:pStyle w:val="ListParagraph"/>
-        <w:numPr>
-          <w:ilvl w:val="0"/>
-          <w:numId w:val="55"/>
-        </w:numPr>
+        <w:ind w:left="1080" w:hanging="360"/>
         <w:jc w:val="both"/>
         <w:rPr>
           <w:rFonts w:ascii="Times New Roman" w:hAnsi="Times New Roman" w:cs="Times New Roman"/>
@@ -2908,22 +2965,35 @@
           <w:rFonts w:ascii="Times New Roman" w:hAnsi="Times New Roman" w:cs="Times New Roman"/>
           <w:lang w:val="tr-TR"/>
         </w:rPr>
+        <w:t xml:space="preserve">b.</w:t>
+        <w:tab/>
+      </w:r>
+      <w:r>
+        <w:rPr>
+          <w:rFonts w:ascii="Times New Roman" w:hAnsi="Times New Roman" w:cs="Times New Roman"/>
+          <w:lang w:val="tr-TR"/>
+        </w:rPr>
         <w:t xml:space="preserve">Tepkimeye giren çinkonun mol sayısını ve biriken kurşunun kütlesini hesaplayınız.</w:t>
       </w:r>
     </w:p>
     <w:p>
       <w:pPr>
         <w:pStyle w:val="ListParagraph"/>
-        <w:numPr>
-          <w:ilvl w:val="0"/>
-          <w:numId w:val="55"/>
-        </w:numPr>
+        <w:ind w:left="1080" w:hanging="360"/>
         <w:jc w:val="both"/>
         <w:rPr>
           <w:rFonts w:ascii="Times New Roman" w:hAnsi="Times New Roman" w:cs="Times New Roman"/>
           <w:lang w:val="tr-TR"/>
         </w:rPr>
       </w:pPr>
+      <w:r>
+        <w:rPr>
+          <w:rFonts w:ascii="Times New Roman" w:hAnsi="Times New Roman" w:cs="Times New Roman"/>
+          <w:lang w:val="tr-TR"/>
+        </w:rPr>
+        <w:t xml:space="preserve">c.</w:t>
+        <w:tab/>
+      </w:r>
       <w:r>
         <w:rPr>
           <w:rFonts w:ascii="Times New Roman" w:hAnsi="Times New Roman" w:cs="Times New Roman"/>
@@ -3001,7 +3071,7 @@
           <w:color w:val="FF0000"/>
           <w:lang w:val="tr-TR"/>
         </w:rPr>
-        <w:t xml:space="preserve">Cevap: a) Zn(k) + Pb</w:t>
+        <w:t xml:space="preserve">Cevap: a. Zn(k) + Pb</w:t>
       </w:r>
       <w:r>
         <w:rPr>
@@ -3035,7 +3105,7 @@
           <w:color w:val="FF0000"/>
           <w:lang w:val="tr-TR"/>
         </w:rPr>
-        <w:t xml:space="preserve">(suda) + Pb(k). Çözeltiye geçen her 65 g çinkoya karşılık çubukta 207 g kurşun birikir; bu nedenle kütle artar.  b) 1 mol Zn tepkimeye girdiğinde kütle 207 − 65 = 142 g artar; 14,2 / 142 = 0,10 mol Zn. Biriken kurşun: 0,10 · 207 = 20,7 g  c) Modelde çinko atomlarının ikişer elektron vererek Zn</w:t>
+        <w:t xml:space="preserve">(suda) + Pb(k). Çözeltiye geçen her 65 g çinkoya karşılık çubukta 207 g kurşun birikir; bu nedenle kütle artar.  b. 1 mol Zn tepkimeye girdiğinde kütle 207 − 65 = 142 g artar; 14,2 / 142 = 0,10 mol Zn. Biriken kurşun: 0,10 · 207 = 20,7 g  c. Modelde çinko atomlarının ikişer elektron vererek Zn</w:t>
       </w:r>
       <w:r>
         <w:rPr>
@@ -3339,7 +3409,7 @@
           <w:rFonts w:ascii="Times New Roman" w:hAnsi="Times New Roman" w:cs="Times New Roman"/>
           <w:lang w:val="tr-TR"/>
         </w:rPr>
-        <w:t xml:space="preserve">a) Havai fişekteki magnezyum tozunun parlak beyaz ışıkla yanması</w:t>
+        <w:t xml:space="preserve">a. Havai fişekteki magnezyum tozunun parlak beyaz ışıkla yanması</w:t>
       </w:r>
     </w:p>
     <w:p>
@@ -3356,7 +3426,7 @@
           <w:rFonts w:ascii="Times New Roman" w:hAnsi="Times New Roman" w:cs="Times New Roman"/>
           <w:lang w:val="tr-TR"/>
         </w:rPr>
-        <w:t xml:space="preserve">b) Şekerin çayda çözünmesi</w:t>
+        <w:t xml:space="preserve">b. Şekerin çayda çözünmesi</w:t>
       </w:r>
     </w:p>
     <w:p>
@@ -3373,7 +3443,7 @@
           <w:rFonts w:ascii="Times New Roman" w:hAnsi="Times New Roman" w:cs="Times New Roman"/>
           <w:lang w:val="tr-TR"/>
         </w:rPr>
-        <w:t xml:space="preserve">c) Bir el fenerindeki pilin ampulü yakması</w:t>
+        <w:t xml:space="preserve">c. Bir el fenerindeki pilin ampulü yakması</w:t>
       </w:r>
     </w:p>
     <w:p>
@@ -3390,7 +3460,7 @@
           <w:rFonts w:ascii="Times New Roman" w:hAnsi="Times New Roman" w:cs="Times New Roman"/>
           <w:lang w:val="tr-TR"/>
         </w:rPr>
-        <w:t xml:space="preserve">ç) Sirkenin kabartma tozuyla köpürmesi</w:t>
+        <w:t xml:space="preserve">ç. Sirkenin kabartma tozuyla köpürmesi</w:t>
       </w:r>
     </w:p>
     <w:p>
@@ -3407,7 +3477,7 @@
           <w:rFonts w:ascii="Times New Roman" w:hAnsi="Times New Roman" w:cs="Times New Roman"/>
           <w:lang w:val="tr-TR"/>
         </w:rPr>
-        <w:t xml:space="preserve">d) Bahçe kapısındaki demirin paslanması</w:t>
+        <w:t xml:space="preserve">d. Bahçe kapısındaki demirin paslanması</w:t>
       </w:r>
     </w:p>
     <w:p>
@@ -3424,7 +3494,7 @@
           <w:rFonts w:ascii="Times New Roman" w:hAnsi="Times New Roman" w:cs="Times New Roman"/>
           <w:lang w:val="tr-TR"/>
         </w:rPr>
-        <w:t xml:space="preserve">e) Kışın göl yüzeyinin donması</w:t>
+        <w:t xml:space="preserve">e. Kışın göl yüzeyinin donması</w:t>
       </w:r>
     </w:p>
     <w:p>
